--- a/开发相关文档/AI提示词/20261018-AI实践与大数据分阶段执行包/S12-综合验收与对照实验复验.docx
+++ b/开发相关文档/AI提示词/20261018-AI实践与大数据分阶段执行包/S12-综合验收与对照实验复验.docx
@@ -19,7 +19,7 @@
         <w:widowControl/>
       </w:pPr>
       <w:r>
-        <w:t>V2 大数据主线优先  2026年10月19日  必做  建议安排 第5至6周 评价集从第1周积累</w:t>
+        <w:t>V2 20261025收口修订  工程与既有实验综合复验</w:t>
       </w:r>
     </w:p>
     <w:p>
@@ -27,7 +27,15 @@
         <w:widowControl/>
       </w:pPr>
       <w:r>
-        <w:t>用法  单独上传本文件，并发送“只执行本阶段，完成验收与交接后停止”。V2编号已重排，请勿混用旧版同号文件。</w:t>
+        <w:t xml:space="preserve">用法  先读任务交接与20261021计划书，再发送“只执行本阶段，保护已有修改，更新交接后停止”。本包修订不等于阶段实施或新增授权。</w:t>
+      </w:r>
+    </w:p>
+    <w:p>
+      <w:pPr>
+        <w:widowControl/>
+      </w:pPr>
+      <w:r>
+        <w:t>20261025：S06完整通过；S08历史工程通过、自动评审质量未通过，已退出后续工程前置。当前辅助模式尚需实际适配，S09/S10未实施，S11跳过。</w:t>
       </w:r>
     </w:p>
     <w:p>
@@ -57,7 +65,7 @@
         <w:widowControl/>
       </w:pPr>
       <w:r>
-        <w:t>请只执行 S12 综合验收与对照实验复验。目标：汇总并复验各阶段已开始的数据正确性、规模表现和AI质量评价，验证两条主线及兼容性，形成有原始结果的毕设证据。未完成AI时分别交付大数据核心状态与联合主线缺口，不冒称全部完成。</w:t>
+        <w:t>请只执行S12综合验收。按已实现的Spark分析、可恢复辅助实践及建议应用形成工程证据。封存原自动评审质量未通过，不再付费重评，不宣称可靠自动代码判分。</w:t>
       </w:r>
     </w:p>
     <w:p>
@@ -65,7 +73,7 @@
         <w:widowControl/>
       </w:pPr>
       <w:r>
-        <w:t>直接前置阶段：S06、S10。前置条件：完整联合主线验收需S06和S10通过；S11可标未选择而直接进入。本阶段可以先对已完成的大数据核心复验，但必须如实列出尚未完成的AI范围。真实写库/清理与模型调用仍须本轮明确授权。</w:t>
+        <w:t>前置为所选S06、S08辅助工程、S09/S10的实际证据，S11跳过。旧AI质量不作工程前置；真实工程缺项单列，不追认完成。模型默认0，写库/清理另有本轮具体授权。</w:t>
       </w:r>
     </w:p>
     <w:p>
@@ -85,7 +93,7 @@
         <w:ind w:left="198" w:hanging="198"/>
       </w:pPr>
       <w:r>
-        <w:t>1  你是能读取本地仓库的开发AI。根目录为C:\Users\Administrator\Desktop\毕业设计\ScholarHub。每次只执行一个阶段；本包不授权自动执行整包。先核对当前源码、Git与日志，保护已有未提交修改；无源码访问先列缺少材料。</w:t>
+        <w:t xml:space="preserve">1  根目录为C:\Users\Administrator\Desktop\毕业设计\ScholarHub。先读开发相关文档/任务交接.md及开发相关文档/开发规划/20261021-大数据主线最小改动与AI实践衔接计划书.md，核对本阶段报告、当前Git和用户最新指令。每次只执行一个阶段，保护既有未提交工作；无源码访问先列缺少材料，不从S00重新初始化。</w:t>
       </w:r>
     </w:p>
     <w:p>
@@ -94,7 +102,7 @@
         <w:ind w:left="198" w:hanging="198"/>
       </w:pPr>
       <w:r>
-        <w:t>2  先读AGENTS.md和可用的stop-that-shit、frontend-backend-code-standards；前端沿用现有设计规范。保持Vue/TypeScript、FastAPI/SQLAlchemy/MySQL及Provider，复用既有结果模块化、测试与图表，不重建项目或无关格式化。</w:t>
+        <w:t>2  遵守AGENTS.md、stop-that-shit和frontend-backend-code-standards；沿用Vue/TypeScript、FastAPI/SQLAlchemy/MySQL及现有Provider。未调整的数据/权限/版本规则沿用V2-S01-r2；S08完成含义与后续前置以20261025辅助建议收口补充为准，旧评分答案和阈值封存不改。</w:t>
       </w:r>
     </w:p>
     <w:p>
@@ -139,7 +147,7 @@
         <w:ind w:left="198" w:hanging="198"/>
       </w:pPr>
       <w:r>
-        <w:t>7  中文日志沿用开发相关文档/开发日志/开发操作日志.md；报告放开发相关文档/阶段报告/AI大数据改造/V2。编号已按V2重排，旧阶段报告只经内容映射复用，不覆盖旧报告。不自动提交、推送、发布或开始下一阶段。</w:t>
+        <w:t xml:space="preserve">7  中文日志沿用开发相关文档/开发日志/开发操作日志.md，报告放开发相关文档/阶段报告/AI大数据改造/V2。阶段结束、关键阻塞、换AI或准备压缩前先更新开发相关文档/任务交接.md：任务卡、已改文件、实际命令/证据、授权与消耗、缺口、恢复点和下一步。不得只留聊天纪要；不自动提交、推送、发布或开始下一阶段。</w:t>
       </w:r>
     </w:p>
     <w:p>
@@ -188,7 +196,7 @@
         <w:ind w:left="198" w:hanging="198"/>
       </w:pPr>
       <w:r>
-        <w:t>1  建立范围×证据矩阵，分开大数据核心、AI最小主线、S11选做和既有功能回归；每项标通过/失败/未运行/未选择，列出处、版本和是否影响答辩主张。</w:t>
+        <w:t>1  建立证据矩阵：大数据、辅助工程、事件应用、历史自动评审、选做及旧功能分列版本与来源。旧质量保持未通过/已退出目标，不计入辅助工程门槛。</w:t>
       </w:r>
     </w:p>
     <w:p>
@@ -197,7 +205,7 @@
         <w:ind w:left="198" w:hanging="198"/>
       </w:pPr>
       <w:r>
-        <w:t>2  复验同快照同规则的小样本与独立基线，覆盖NULL/0、UTC/DATE、199/200、取消与无样本、冲突ID、可信ACCEPT、源修改删除和群组分母；原始输入、Parquet、质量数、发布结果和图表可追踪。</w:t>
+        <w:t xml:space="preserve">2  复验固定快照/独立答案及受影响边界：NULL/0、UTC/DATE、199/200、取消分母、冲突、可信ACCEPT、修改删除和群组。沿ODS/Parquet/质量/发布/图表追溯，不重建来源。</w:t>
       </w:r>
     </w:p>
     <w:p>
@@ -206,7 +214,7 @@
         <w:ind w:left="198" w:hanging="198"/>
       </w:pPr>
       <w:r>
-        <w:t>3  完成或扩大S06已开始的规模实验。固定数据分布、种子、规则、硬件和运行版本，记录行数/字节、分区、冷/热启动、耗时与可测资源，按机器能力重复。比较Python或SQL同口径输出；Spark较慢如实报告，合成规模不能冒称真实用户规模，单机local不称多机集群。</w:t>
+        <w:t xml:space="preserve">3  复用S06已有1万/10万冷/热原始实验，不自动重跑全部轮次。仅最终代码变更影响算法/输入或有明确复验任务时运行对应档；百万/集群未选不补做。十万Python参考按主体重复扫描全表、driver读JSON等限制保留，不推导Spark普遍加速或真实教学规模。</w:t>
       </w:r>
     </w:p>
     <w:p>
@@ -215,7 +223,7 @@
         <w:ind w:left="198" w:hanging="198"/>
       </w:pPr>
       <w:r>
-        <w:t>4  基于S01定义的模型评价集复验S08结果。若比较普通聊天、旧批量工作流与新实践模式，保持任务、模型、材料、提交轮次和预算口径可比；分别解释反馈质量与版本关联/恢复机制贡献。保留原始输出、人工评分与失败，不以Fake代替质量。</w:t>
+        <w:t>4  只读封存Q01–Q16、响应/校准/费用与诊断，失败和未运行不改写。不重跑、换模型、借余量或追加对照；封存不表示质量通过，也不证明建议可靠。</w:t>
       </w:r>
     </w:p>
     <w:p>
@@ -224,7 +232,7 @@
         <w:ind w:left="198" w:hanging="198"/>
       </w:pPr>
       <w:r>
-        <w:t>5  真实模型无授权或用量不足时交付固定评价集和未运行清单，质量状态保持未验收。无真实参与者实验时，只支持技术案例结论，不能填写普遍学习提升比例。</w:t>
+        <w:t>5  核对本人确认、输出核对、AI建议和教师来源。未执行代码或参与者实验，不报代码正确率、自动通过率或学习提升；建议质量保留为局限。</w:t>
       </w:r>
     </w:p>
     <w:p>
@@ -242,7 +250,7 @@
         <w:ind w:left="198" w:hanging="198"/>
       </w:pPr>
       <w:r>
-        <w:t>7  演示现有业务→多源快照→Spark→发布图表，以及新实践提示→提交→反馈→修改/直接确认→新增事件→建议应用。一次正确、需要多次修改、无提交、取消恢复均有相应证据，不为演示强制制造错误。</w:t>
+        <w:t>7  演示业务→ODS→真实Spark→图表，以及提交→可选建议→本人结束或自选修改→恢复。S10已完成才演示事件/任务应用；真实与Fake分明，不新增收费调用。</w:t>
       </w:r>
     </w:p>
     <w:p>
@@ -251,7 +259,7 @@
         <w:ind w:left="198" w:hanging="198"/>
       </w:pPr>
       <w:r>
-        <w:t>8  按批准范围清理本轮隔离测试主体并查询剩余量，保留约定库表。只修复当前可达阻塞，独立记录浏览器失败、模型失败、性能与清理结果，持续更新论文主张对应证据。</w:t>
+        <w:t xml:space="preserve">8  只有明确本轮目标/ID和删除授权时才清理隔离新增对象，核对剩余量；不自动清库、清历史完成批或重跑S06一次性创建脚本。S06记录ID8已删除但90分钟快照历史保留，不能为对齐当前源库覆盖旧结果。分别记录实际失败/清理/未运行，更新任务交接。</w:t>
       </w:r>
     </w:p>
     <w:p>
@@ -280,7 +288,7 @@
         <w:ind w:left="198" w:hanging="198"/>
       </w:pPr>
       <w:r>
-        <w:t>2  大数据核心与AI联合状态分别准确；模型质量未运行、选做未选择不被改写为通过。</w:t>
+        <w:t>2  当前工程状态与历史自动评审质量分别准确；可按缩减范围完成综合工程验收，原质量未通过和选做未选择均不改写为通过。</w:t>
       </w:r>
     </w:p>
     <w:p>
@@ -306,7 +314,7 @@
         <w:widowControl/>
       </w:pPr>
       <w:r>
-        <w:t>阶段门槛：没有实际Spark结果与至少一项分析验证，不能宣称大数据核心完成；AI质量缺证据保持未验收。S11未选择不阻止本阶段。</w:t>
+        <w:t>阶段门槛：所选工程、实际Spark专题及兼容恢复有证据后交S13。旧AI质量退出目标，无需付费补考；S11未选不阻挡。真实工程缺项仍列明，不以文档代替实现。</w:t>
       </w:r>
     </w:p>
     <w:p>
@@ -355,7 +363,7 @@
         <w:ind w:left="198" w:hanging="198"/>
       </w:pPr>
       <w:r>
-        <w:t>1  S12-完成报告.md、最终验收矩阵、数据/性能/模型原始结果与复现说明。</w:t>
+        <w:t>1  更新S12完成报告、当前工程验收矩阵、既有数据/性能结果索引及封存AI失败/费用索引；不生成新的模型成绩。</w:t>
       </w:r>
     </w:p>
     <w:p>
@@ -384,7 +392,7 @@
         <w:ind w:left="198" w:hanging="198"/>
       </w:pPr>
       <w:r>
-        <w:t>1  完成本阶段验收后停止，下一阶段只交接。若已有能力符合验收就验证复用，不重复开发；发现外围问题只记录，不扩大范围。</w:t>
+        <w:t xml:space="preserve">1  完成指定阶段即停止；已有能力核验复用，不重复开发，不处理外围问题。</w:t>
       </w:r>
     </w:p>
     <w:p>
@@ -393,7 +401,7 @@
         <w:ind w:left="198" w:hanging="198"/>
       </w:pPr>
       <w:r>
-        <w:t>2  前置证据、必要授权、环境或质量门槛缺失时，交付已完成材料与准确阻塞。分别标通过、失败、未运行、待确认和未选择，不把工程通过或文档完成写成模型有效或整包完成。</w:t>
+        <w:t>2  缺实际工程证据/授权/环境时交准确缺口；旧自动评审质量未通过继续封存，不作新工程前置，不把本人确认写成代码正确。</w:t>
       </w:r>
     </w:p>
     <w:p>
@@ -402,7 +410,7 @@
         <w:ind w:left="198" w:hanging="198"/>
       </w:pPr>
       <w:r>
-        <w:t>3  回复依次包含阶段与状态、基线保护、实际修改、契约及授权依据、检查与原始结果、证据路径、未完成影响、清理恢复、下一阶段输入。</w:t>
+        <w:t xml:space="preserve">3  回复阶段状态、保护差异、实际改动/授权、命令/原始结果、证据、未完成、恢复及下一步；保存报告并更新任务交接。</w:t>
       </w:r>
     </w:p>
     <w:p>
